--- a/applications/deltek/Ian_Cowpar_Resume_Deltek.docx
+++ b/applications/deltek/Ian_Cowpar_Resume_Deltek.docx
@@ -26,7 +26,7 @@
           <w:b w:val="0"/>
           <w:i w:val="0"/>
         </w:rPr>
-        <w:t>Strategic operator  |  technical translator  |  AI-fluent execution  |  zero-translation systems</w:t>
+        <w:t>Strategic operator  |  technical translator  |  AI as operating leverage  |  zero-translation systems</w:t>
       </w:r>
     </w:p>
     <w:p>
@@ -175,7 +175,7 @@
           <w:b/>
           <w:i w:val="0"/>
         </w:rPr>
-        <w:t xml:space="preserve">Led ARR-focused risk tracking for the UTA upgrade program: </w:t>
+        <w:t xml:space="preserve">Partnered with the UTA upgrade program lead and engineering leadership on ARR-focused risk tracking </w:t>
       </w:r>
       <w:r>
         <w:rPr>
@@ -183,7 +183,7 @@
           <w:b w:val="0"/>
           <w:i w:val="0"/>
         </w:rPr>
-        <w:t>automated weekly reporting routes every open blocker to the program lead; live tracking surfaces aging issues before escalation. Built for the way executive stakeholders actually want to see a portfolio.</w:t>
+        <w:t>— designed the executive reporting cadence and routing logic that surfaced aging issues to leadership before they escalated. Built for the way executive stakeholders actually want to see a portfolio.</w:t>
       </w:r>
     </w:p>
     <w:p>
@@ -221,7 +221,7 @@
           <w:b/>
           <w:i w:val="0"/>
         </w:rPr>
-        <w:t xml:space="preserve">Designed a five-panel operational analytics product </w:t>
+        <w:t xml:space="preserve">Designed and operationalized a five-panel operational analytics product </w:t>
       </w:r>
       <w:r>
         <w:rPr>
@@ -229,7 +229,7 @@
           <w:b w:val="0"/>
           <w:i w:val="0"/>
         </w:rPr>
-        <w:t>classifying open issues across customer escalations, code defects, internal bugs, CVEs, and noise across four products; auto-refreshed daily, with a Claude Code function I built into the tool surfacing the single highest-leverage action per panel. Opinionated routing, not a dashboard.</w:t>
+        <w:t>that surfaced a single highest-leverage action per panel across customer escalations, code defects, internal bugs, CVEs, and noise — auto-refreshed daily across four products, with a Claude Code function I built into the tool to drive the leverage analysis. The system replaced manual feedback synthesis across multiple engineering leads.</w:t>
       </w:r>
     </w:p>
     <w:p>
@@ -244,7 +244,7 @@
           <w:b/>
           <w:i w:val="0"/>
         </w:rPr>
-        <w:t xml:space="preserve">Designed sprint health instrumentation </w:t>
+        <w:t xml:space="preserve">Designed sprint health instrumentation across two engineering teams </w:t>
       </w:r>
       <w:r>
         <w:rPr>
@@ -252,7 +252,7 @@
           <w:b w:val="0"/>
           <w:i w:val="0"/>
         </w:rPr>
-        <w:t>refreshing every 15 minutes across two engineering teams, with documented rejection criteria for burndown, velocity, and story-point anti-patterns — each with technical rationale. Built for signal, not ceremony.</w:t>
+        <w:t>to give engineering leadership a continuous view of delivery health, with documented rejection criteria for burndown, velocity, and story-point anti-patterns — each with technical rationale. Built for signal, not ceremony.</w:t>
       </w:r>
     </w:p>
     <w:p>
@@ -265,7 +265,7 @@
           <w:b w:val="0"/>
           <w:i/>
         </w:rPr>
-        <w:t>Brand Champion, UKG North America Regional Lead 2026  |  Fire Up ERG (women and allies), Business Innovation workstream lead</w:t>
+        <w:t>Drove cross-org collaboration as a regional brand champion (UKG North America) and Business Innovation workstream lead in the Fire Up ERG, building relationships with senior leaders across the org that translated into the cross-functional partnerships I relied on for delivery.</w:t>
       </w:r>
     </w:p>
     <w:p>
@@ -314,7 +314,7 @@
           <w:b w:val="0"/>
           <w:i w:val="0"/>
         </w:rPr>
-        <w:t>Led 40+ enterprise client deployments end-to-end in a compliance-grade financial services environment; developed strong instincts for regulatory consequence, requirements quality, multi-stakeholder coordination, and the difference between a delivery that closes and a program that keeps producing.</w:t>
+        <w:t>Program owner across 40+ enterprise client deployments end-to-end in a compliance-grade financial services environment; developed strong instincts for regulatory consequence, requirements quality, multi-stakeholder coordination, and the difference between a delivery that closes and a program that keeps producing.</w:t>
       </w:r>
     </w:p>
     <w:p>
